--- a/Part-Two-Ch06-Bleeding-Kansas/The Lincoln–Douglas Debates.docx
+++ b/Part-Two-Ch06-Bleeding-Kansas/The Lincoln–Douglas Debates.docx
@@ -9,25 +9,22 @@
         <w:tblLook w:firstColumn="1" w:firstRow="1" w:lastColumn="0" w:lastRow="0" w:noHBand="0" w:noVBand="1" w:val="04A0"/>
       </w:tblPr>
       <w:tblGrid>
-        <w:gridCol w:w="9936"/>
+        <w:gridCol w:w="10224"/>
       </w:tblGrid>
       <w:tr>
         <w:tc>
           <w:tcPr>
-            <w:tcW w:type="dxa" w:w="9936"/>
+            <w:tcW w:type="dxa" w:w="10224"/>
             <w:shd w:val="clear" w:fill="B1442F"/>
           </w:tcPr>
           <w:p>
-            <w:pPr>
-              <w:jc w:val="left"/>
-            </w:pPr>
             <w:r>
               <w:rPr>
                 <w:b/>
                 <w:color w:val="FFE6DE"/>
                 <w:sz w:val="18"/>
               </w:rPr>
-              <w:t>CHAPTER 6 · DEEP DIVE · HOUSE &amp; DIVIDED</w:t>
+              <w:t>PROMISE &amp; PRACTICE  ·  DEEP DIVE  ·  SOURCE ANALYSIS</w:t>
             </w:r>
           </w:p>
           <w:p>
@@ -35,18 +32,19 @@
               <w:rPr>
                 <w:b/>
                 <w:color w:val="FFFFFF"/>
-                <w:sz w:val="40"/>
+                <w:sz w:val="42"/>
               </w:rPr>
-              <w:t>The Lincoln–Douglas Debates</w:t>
+              <w:t>The Lincoln–Douglas Debates — House &amp; Divided</w:t>
             </w:r>
           </w:p>
           <w:p>
             <w:r>
               <w:rPr>
+                <w:i/>
                 <w:color w:val="FFE6DE"/>
-                <w:sz w:val="21"/>
+                <w:sz w:val="22"/>
               </w:rPr>
-              <w:t>Seven Illinois towns, seven hours of argument, and two visions of America's future. 1858.</w:t>
+              <w:t>Lincoln vs. Douglas, Side by Side</w:t>
             </w:r>
           </w:p>
         </w:tc>
@@ -64,7 +62,7 @@
         <w:rPr>
           <w:sz w:val="21"/>
         </w:rPr>
-        <w:t xml:space="preserve">__________________________    </w:t>
+        <w:t xml:space="preserve">______________________________    </w:t>
       </w:r>
       <w:r>
         <w:rPr>
@@ -90,30 +88,153 @@
         <w:rPr>
           <w:sz w:val="21"/>
         </w:rPr>
-        <w:t>______________</w:t>
+        <w:t>________________</w:t>
+      </w:r>
+    </w:p>
+    <w:tbl>
+      <w:tblPr>
+        <w:tblW w:type="auto" w:w="0"/>
+        <w:tblLayout w:type="autofit"/>
+        <w:tblLook w:firstColumn="1" w:firstRow="1" w:lastColumn="0" w:lastRow="0" w:noHBand="0" w:noVBand="1" w:val="04A0"/>
+      </w:tblPr>
+      <w:tblGrid>
+        <w:gridCol w:w="10224"/>
+      </w:tblGrid>
+      <w:tr>
+        <w:tc>
+          <w:tcPr>
+            <w:tcW w:type="dxa" w:w="10224"/>
+            <w:shd w:val="clear" w:fill="f4c04e"/>
+          </w:tcPr>
+          <w:p>
+            <w:r>
+              <w:rPr>
+                <w:b/>
+                <w:color w:val="5A4512"/>
+                <w:sz w:val="19"/>
+              </w:rPr>
+              <w:t xml:space="preserve">WHAT I CAN DO TODAY   </w:t>
+            </w:r>
+            <w:r>
+              <w:rPr>
+                <w:color w:val="5A4512"/>
+                <w:sz w:val="21"/>
+              </w:rPr>
+              <w:t>I can read primary sources about The Lincoln–Douglas Debates — House &amp; Divided, weigh who made each one and why, and use evidence to answer historical questions.</w:t>
+            </w:r>
+          </w:p>
+        </w:tc>
+      </w:tr>
+    </w:tbl>
+    <w:p>
+      <w:r>
+        <w:rPr>
+          <w:b/>
+          <w:color w:val="B1442F"/>
+        </w:rPr>
+        <w:t xml:space="preserve">Directions. </w:t>
+      </w:r>
+      <w:r>
+        <w:rPr>
+          <w:sz w:val="22"/>
+        </w:rPr>
+        <w:t>Two men, one question. Read each man in his own words, then line their arguments up against each other</w:t>
       </w:r>
     </w:p>
     <w:p/>
     <w:p>
       <w:r>
         <w:rPr>
+          <w:b/>
+          <w:color w:val="B1442F"/>
+          <w:sz w:val="26"/>
+        </w:rPr>
+        <w:t>THE SOURCES</w:t>
+      </w:r>
+    </w:p>
+    <w:p>
+      <w:pPr>
+        <w:spacing w:before="160"/>
+      </w:pPr>
+      <w:r>
+        <w:rPr>
+          <w:b/>
+          <w:color w:val="1C1714"/>
+          <w:sz w:val="23"/>
+        </w:rPr>
+        <w:t>SOURCE A · STEPHEN DOUGLAS · 1858  —  The case for popular sovereignty</w:t>
+      </w:r>
+    </w:p>
+    <w:p>
+      <w:pPr>
+        <w:ind w:left="432"/>
+      </w:pPr>
+      <w:r>
+        <w:rPr>
           <w:i/>
           <w:color w:val="1C1714"/>
           <w:sz w:val="22"/>
         </w:rPr>
-        <w:t>Seven Illinois towns, seven hours of argument, and two visions of America's future. 1858.</w:t>
+        <w:t>“I do not believe that the Almighty made the negro capable of self-government. … I believe this Government was made on the white basis … made by white men, for the benefit of white men. … [The people of each territory] have the right to decide the slavery question for themselves. If they want slavery, they have a right to have it.”</w:t>
+        <w:br/>
+        <w:t>— Stephen A. Douglas, Lincoln–Douglas debates, 1858. Public domain</w:t>
+      </w:r>
+    </w:p>
+    <w:p>
+      <w:r>
+        <w:rPr>
+          <w:color w:val="6A6256"/>
+          <w:sz w:val="17"/>
+        </w:rPr>
+        <w:t>— Stephen A. Douglas, Lincoln–Douglas debates, 1858. Public domain.</w:t>
       </w:r>
     </w:p>
     <w:p>
       <w:pPr>
-        <w:spacing w:after="80"/>
+        <w:spacing w:before="160"/>
       </w:pPr>
       <w:r>
         <w:rPr>
+          <w:b/>
           <w:color w:val="1C1714"/>
           <w:sz w:val="23"/>
         </w:rPr>
-        <w:t>If both men said they opposed Black equality in many ways, what exactly were they arguing about — and why did it matter so much?</w:t>
+        <w:t>SOURCE B · ABRAHAM LINCOLN · 1858  —  The case that slavery is wrong</w:t>
+      </w:r>
+    </w:p>
+    <w:p>
+      <w:pPr>
+        <w:ind w:left="432"/>
+      </w:pPr>
+      <w:r>
+        <w:rPr>
+          <w:i/>
+          <w:color w:val="1C1714"/>
+          <w:sz w:val="22"/>
+        </w:rPr>
+        <w:t>“[The real issue] is the eternal struggle between these two principles — right and wrong … The one is the common right of humanity, and the other the divine right of kings. … In the right to eat the bread, without the leave of anybody else, which his own hand earns, [the Black man] is my equal and the equal of Judge Douglas, and the equal of every living man.”</w:t>
+        <w:br/>
+        <w:t>— Abraham Lincoln, Lincoln–Douglas debates, 1858. Public domain</w:t>
+      </w:r>
+    </w:p>
+    <w:p>
+      <w:r>
+        <w:rPr>
+          <w:color w:val="6A6256"/>
+          <w:sz w:val="17"/>
+        </w:rPr>
+        <w:t>— Abraham Lincoln, Lincoln–Douglas debates, 1858. Public domain.</w:t>
+      </w:r>
+    </w:p>
+    <w:p/>
+    <w:p>
+      <w:r>
+        <w:rPr>
+          <w:b/>
+          <w:color w:val="B1442F"/>
+          <w:sz w:val="26"/>
+        </w:rPr>
+        <w:t>YOUR WORK</w:t>
       </w:r>
     </w:p>
     <w:p>
@@ -123,54 +244,65 @@
       <w:r>
         <w:rPr>
           <w:b/>
-          <w:color w:val="B1442F"/>
-          <w:sz w:val="28"/>
+          <w:color w:val="FFFFFF"/>
+          <w:sz w:val="20"/>
+          <w:shd w:val="clear" w:fill="B1442F"/>
         </w:rPr>
-        <w:t>A Senate Race Watched by the Nation</w:t>
+        <w:t xml:space="preserve">  QUESTION 1 — DOUGLAS  </w:t>
+      </w:r>
+      <w:r>
+        <w:rPr>
+          <w:b/>
+          <w:color w:val="6A6256"/>
+          <w:sz w:val="18"/>
+        </w:rPr>
+        <w:t xml:space="preserve">   STEP 1 · LINE THEM UP</w:t>
       </w:r>
     </w:p>
     <w:p>
       <w:r>
         <w:rPr>
-          <w:b/>
-          <w:color w:val="6A6256"/>
-          <w:sz w:val="17"/>
+          <w:b w:val="0"/>
+          <w:color w:val="1C1714"/>
+          <w:sz w:val="23"/>
         </w:rPr>
-        <w:t>1858</w:t>
+        <w:t>In your own words: who does Douglas say should decide whether a territory has slavery, and does he think it matters morally?</w:t>
       </w:r>
     </w:p>
     <w:p>
       <w:pPr>
-        <w:spacing w:after="80"/>
+        <w:spacing w:after="120"/>
       </w:pPr>
       <w:r>
         <w:rPr>
-          <w:color w:val="1C1714"/>
-          <w:sz w:val="23"/>
+          <w:color w:val="9A9286"/>
+          <w:sz w:val="22"/>
         </w:rPr>
-        <w:t>It was only a race for an Illinois Senate seat, but the whole country watched. The incumbent, Democrat Stephen Douglas — author of the Kansas–Nebraska Act — faced a tall, relatively unknown Republican lawyer, Abraham Lincoln.</w:t>
+        <w:t>____________________________________________________________________________________________</w:t>
       </w:r>
     </w:p>
     <w:p>
       <w:pPr>
-        <w:spacing w:after="80"/>
+        <w:spacing w:after="120"/>
       </w:pPr>
       <w:r>
         <w:rPr>
-          <w:color w:val="1C1714"/>
-          <w:sz w:val="23"/>
+          <w:color w:val="9A9286"/>
+          <w:sz w:val="22"/>
         </w:rPr>
-        <w:t>Across seven towns, the two men debated for hours before enormous crowds. There were no microphones — just two men, their arguments, and a nation trying to decide what it believed.</w:t>
+        <w:t>____________________________________________________________________________________________</w:t>
       </w:r>
     </w:p>
     <w:p>
+      <w:pPr>
+        <w:spacing w:after="120"/>
+      </w:pPr>
       <w:r>
         <w:rPr>
-          <w:i/>
-          <w:color w:val="6A6256"/>
-          <w:sz w:val="17"/>
+          <w:color w:val="9A9286"/>
+          <w:sz w:val="22"/>
         </w:rPr>
-        <w:t>Abraham Lincoln — photograph, 1858, public domain (Library of Congress).</w:t>
+        <w:t>____________________________________________________________________________________________</w:t>
       </w:r>
     </w:p>
     <w:p>
@@ -180,40 +312,65 @@
       <w:r>
         <w:rPr>
           <w:b/>
-          <w:color w:val="B1442F"/>
-          <w:sz w:val="28"/>
+          <w:color w:val="FFFFFF"/>
+          <w:sz w:val="20"/>
+          <w:shd w:val="clear" w:fill="B1442F"/>
         </w:rPr>
-        <w:t>Abraham Lincoln, 1858</w:t>
+        <w:t xml:space="preserve">  QUESTION 2 — LINCOLN  </w:t>
+      </w:r>
+      <w:r>
+        <w:rPr>
+          <w:b/>
+          <w:color w:val="6A6256"/>
+          <w:sz w:val="18"/>
+        </w:rPr>
+        <w:t xml:space="preserve">   STEP 1 · LINE THEM UP</w:t>
       </w:r>
     </w:p>
     <w:p>
       <w:r>
         <w:rPr>
-          <w:b/>
-          <w:color w:val="6A6256"/>
-          <w:sz w:val="17"/>
+          <w:b w:val="0"/>
+          <w:color w:val="1C1714"/>
+          <w:sz w:val="23"/>
         </w:rPr>
-        <w:t>THE CHALLENGER</w:t>
+        <w:t>In your own words: how is Lincoln's answer different? What does he say slavery is?</w:t>
       </w:r>
     </w:p>
     <w:p>
+      <w:pPr>
+        <w:spacing w:after="120"/>
+      </w:pPr>
       <w:r>
         <w:rPr>
-          <w:i/>
-          <w:color w:val="1C1714"/>
+          <w:color w:val="9A9286"/>
           <w:sz w:val="22"/>
         </w:rPr>
-        <w:t>A one-term congressman and prairie lawyer, written off by many — until these debates made him famous.</w:t>
+        <w:t>____________________________________________________________________________________________</w:t>
       </w:r>
     </w:p>
     <w:p>
+      <w:pPr>
+        <w:spacing w:after="120"/>
+      </w:pPr>
       <w:r>
         <w:rPr>
-          <w:i/>
-          <w:color w:val="6A6256"/>
-          <w:sz w:val="17"/>
+          <w:color w:val="9A9286"/>
+          <w:sz w:val="22"/>
         </w:rPr>
-        <w:t>Abraham Lincoln — photograph, 1858, public domain (Library of Congress).</w:t>
+        <w:t>____________________________________________________________________________________________</w:t>
+      </w:r>
+    </w:p>
+    <w:p>
+      <w:pPr>
+        <w:spacing w:after="120"/>
+      </w:pPr>
+      <w:r>
+        <w:rPr>
+          <w:color w:val="9A9286"/>
+          <w:sz w:val="22"/>
+        </w:rPr>
+        <w:t>____________________________________________________________________________________________</w:t>
       </w:r>
     </w:p>
     <w:p>
@@ -223,40 +380,77 @@
       <w:r>
         <w:rPr>
           <w:b/>
-          <w:color w:val="B1442F"/>
-          <w:sz w:val="28"/>
+          <w:color w:val="FFFFFF"/>
+          <w:sz w:val="20"/>
+          <w:shd w:val="clear" w:fill="B1442F"/>
         </w:rPr>
-        <w:t>Stephen A. Douglas</w:t>
+        <w:t xml:space="preserve">  QUESTION 3  </w:t>
+      </w:r>
+      <w:r>
+        <w:rPr>
+          <w:b/>
+          <w:color w:val="6A6256"/>
+          <w:sz w:val="18"/>
+        </w:rPr>
+        <w:t xml:space="preserve">   STEP 2 · THE KEY DISTINCTION</w:t>
       </w:r>
     </w:p>
     <w:p>
       <w:r>
         <w:rPr>
-          <w:b/>
-          <w:color w:val="6A6256"/>
-          <w:sz w:val="17"/>
+          <w:b w:val="0"/>
+          <w:color w:val="1C1714"/>
+          <w:sz w:val="23"/>
         </w:rPr>
-        <w:t>THE INCUMBENT</w:t>
+        <w:t>Lincoln argued Douglas's real position wasn't neutral at all. Choosing not to call slavery wrong, Lincoln said, actually —</w:t>
       </w:r>
     </w:p>
     <w:p>
+      <w:pPr>
+        <w:spacing w:after="40"/>
+        <w:ind w:left="432"/>
+      </w:pPr>
       <w:r>
         <w:rPr>
-          <w:i/>
-          <w:color w:val="1C1714"/>
           <w:sz w:val="22"/>
         </w:rPr>
-        <w:t>“The Little Giant” — the most powerful Democrat in the Senate and the architect of popular sovereignty.</w:t>
+        <w:t>☐  A.  treated slavery as no real wrong at all — which was itself taking a side</w:t>
       </w:r>
     </w:p>
     <w:p>
+      <w:pPr>
+        <w:spacing w:after="40"/>
+        <w:ind w:left="432"/>
+      </w:pPr>
       <w:r>
         <w:rPr>
-          <w:i/>
-          <w:color w:val="6A6256"/>
-          <w:sz w:val="17"/>
+          <w:sz w:val="22"/>
         </w:rPr>
-        <w:t>Stephen A. Douglas — photograph, public domain (Library of Congress).</w:t>
+        <w:t>☐  B.  proved Douglas secretly opposed slavery</w:t>
+      </w:r>
+    </w:p>
+    <w:p>
+      <w:pPr>
+        <w:spacing w:after="40"/>
+        <w:ind w:left="432"/>
+      </w:pPr>
+      <w:r>
+        <w:rPr>
+          <w:sz w:val="22"/>
+        </w:rPr>
+        <w:t>☐  C.  meant Douglas wanted immediate abolition</w:t>
+      </w:r>
+    </w:p>
+    <w:p>
+      <w:pPr>
+        <w:spacing w:after="40"/>
+        <w:ind w:left="432"/>
+      </w:pPr>
+      <w:r>
+        <w:rPr>
+          <w:sz w:val="22"/>
+        </w:rPr>
+        <w:t>☐  D.  had nothing to do with the Declaration of Independence</w:t>
       </w:r>
     </w:p>
     <w:p>
@@ -266,191 +460,79 @@
       <w:r>
         <w:rPr>
           <w:b/>
-          <w:color w:val="B1442F"/>
-          <w:sz w:val="28"/>
+          <w:color w:val="FFFFFF"/>
+          <w:sz w:val="20"/>
+          <w:shd w:val="clear" w:fill="B1442F"/>
         </w:rPr>
-        <w:t>Is Slavery Wrong?</w:t>
+        <w:t xml:space="preserve">  QUESTION 4  </w:t>
+      </w:r>
+      <w:r>
+        <w:rPr>
+          <w:b/>
+          <w:color w:val="6A6256"/>
+          <w:sz w:val="18"/>
+        </w:rPr>
+        <w:t xml:space="preserve">   STEP 3 · YOUR JUDGMENT</w:t>
       </w:r>
     </w:p>
     <w:p>
       <w:r>
         <w:rPr>
-          <w:b/>
-          <w:color w:val="6A6256"/>
-          <w:sz w:val="17"/>
+          <w:b w:val="0"/>
+          <w:color w:val="1C1714"/>
+          <w:sz w:val="23"/>
         </w:rPr>
-        <w:t>THE REAL DISAGREEMENT</w:t>
+        <w:t>Both men held views we reject today. But on the question the country actually faced — should slavery be allowed to spread? — whose argument do you find stronger, and why? Use a quote from the sources.</w:t>
       </w:r>
     </w:p>
     <w:p>
       <w:pPr>
-        <w:spacing w:after="80"/>
+        <w:spacing w:after="120"/>
       </w:pPr>
       <w:r>
         <w:rPr>
-          <w:color w:val="1C1714"/>
-          <w:sz w:val="23"/>
+          <w:color w:val="9A9286"/>
+          <w:sz w:val="22"/>
         </w:rPr>
-        <w:t>Both men, by the standards of their time, held racist views and both denied supporting full social equality. So what divided them? One question: is slavery a moral wrong?</w:t>
+        <w:t>____________________________________________________________________________________________</w:t>
       </w:r>
     </w:p>
     <w:p>
       <w:pPr>
-        <w:spacing w:after="80"/>
+        <w:spacing w:after="120"/>
       </w:pPr>
       <w:r>
         <w:rPr>
-          <w:color w:val="1C1714"/>
-          <w:sz w:val="23"/>
+          <w:color w:val="9A9286"/>
+          <w:sz w:val="22"/>
         </w:rPr>
-        <w:t>Douglas said he “did not care” whether a territory voted slavery up or down — let the people decide. Lincoln said slavery was a moral wrong that must not be allowed to spread. That gap — not caring versus calling it wrong — was the whole argument.</w:t>
-      </w:r>
-    </w:p>
-    <w:p>
-      <w:r>
-        <w:rPr>
-          <w:i/>
-          <w:color w:val="6A6256"/>
-          <w:sz w:val="17"/>
-        </w:rPr>
-        <w:t>Stephen A. Douglas — photograph, public domain (Library of Congress).</w:t>
-      </w:r>
-    </w:p>
-    <w:p>
-      <w:r>
-        <w:rPr>
-          <w:b/>
-          <w:color w:val="6A6256"/>
-          <w:sz w:val="17"/>
-        </w:rPr>
-        <w:t>STEPHEN DOUGLAS · 1858</w:t>
+        <w:t>____________________________________________________________________________________________</w:t>
       </w:r>
     </w:p>
     <w:p>
       <w:pPr>
-        <w:spacing w:after="80"/>
+        <w:spacing w:after="120"/>
       </w:pPr>
       <w:r>
         <w:rPr>
-          <w:color w:val="1C1714"/>
-          <w:sz w:val="23"/>
+          <w:color w:val="9A9286"/>
+          <w:sz w:val="22"/>
         </w:rPr>
-        <w:t>I believe this Government was made on the white basis … made by white men, for the benefit of white men and their posterity forever.</w:t>
-      </w:r>
-    </w:p>
-    <w:p>
-      <w:r>
-        <w:rPr>
-          <w:b/>
-          <w:color w:val="6A6256"/>
-          <w:sz w:val="17"/>
-        </w:rPr>
-        <w:t>ABRAHAM LINCOLN · 1858</w:t>
+        <w:t>____________________________________________________________________________________________</w:t>
       </w:r>
     </w:p>
     <w:p>
       <w:pPr>
-        <w:spacing w:after="80"/>
+        <w:spacing w:after="120"/>
       </w:pPr>
       <w:r>
         <w:rPr>
-          <w:color w:val="1C1714"/>
-          <w:sz w:val="23"/>
+          <w:color w:val="9A9286"/>
+          <w:sz w:val="22"/>
         </w:rPr>
-        <w:t>In the right to eat the bread, without the leave of anybody else, which his own hand earns, he is my equal and the equal of Judge Douglas, and the equal of every living man.</w:t>
+        <w:t>____________________________________________________________________________________________</w:t>
       </w:r>
     </w:p>
-    <w:p>
-      <w:pPr>
-        <w:spacing w:before="200"/>
-      </w:pPr>
-      <w:r>
-        <w:rPr>
-          <w:b/>
-          <w:color w:val="B1442F"/>
-          <w:sz w:val="28"/>
-        </w:rPr>
-        <w:t>He Lost the Seat — and Won the Country</w:t>
-      </w:r>
-    </w:p>
-    <w:p>
-      <w:r>
-        <w:rPr>
-          <w:b/>
-          <w:color w:val="6A6256"/>
-          <w:sz w:val="17"/>
-        </w:rPr>
-        <w:t>THE OUTCOME</w:t>
-      </w:r>
-    </w:p>
-    <w:p>
-      <w:pPr>
-        <w:spacing w:after="80"/>
-      </w:pPr>
-      <w:r>
-        <w:rPr>
-          <w:color w:val="1C1714"/>
-          <w:sz w:val="23"/>
-        </w:rPr>
-        <w:t>Douglas kept his Senate seat. But the debates were printed in newspapers nationwide, and Lincoln's clear moral case against the spread of slavery made him a national figure almost overnight.</w:t>
-      </w:r>
-    </w:p>
-    <w:p>
-      <w:pPr>
-        <w:spacing w:after="80"/>
-      </w:pPr>
-      <w:r>
-        <w:rPr>
-          <w:color w:val="1C1714"/>
-          <w:sz w:val="23"/>
-        </w:rPr>
-        <w:t>Two years later, those same two men would face each other again — this time for the presidency. The seven Illinois debates were the rehearsal for 1860.</w:t>
-      </w:r>
-    </w:p>
-    <w:p>
-      <w:r>
-        <w:rPr>
-          <w:i/>
-          <w:color w:val="6A6256"/>
-          <w:sz w:val="17"/>
-        </w:rPr>
-        <w:t>Abraham Lincoln — photograph, 1858, public domain (Library of Congress).</w:t>
-      </w:r>
-    </w:p>
-    <w:p>
-      <w:pPr>
-        <w:spacing w:before="200"/>
-      </w:pPr>
-      <w:r>
-        <w:rPr>
-          <w:b/>
-          <w:color w:val="B1442F"/>
-          <w:sz w:val="28"/>
-        </w:rPr>
-        <w:t>Weigh the Arguments</w:t>
-      </w:r>
-    </w:p>
-    <w:p>
-      <w:r>
-        <w:rPr>
-          <w:b/>
-          <w:color w:val="6A6256"/>
-          <w:sz w:val="17"/>
-        </w:rPr>
-        <w:t>YOUR TURN</w:t>
-      </w:r>
-    </w:p>
-    <w:p>
-      <w:r>
-        <w:rPr>
-          <w:i/>
-          <w:color w:val="1C1714"/>
-          <w:sz w:val="22"/>
-        </w:rPr>
-        <w:t>You'll put Lincoln's and Douglas's own words side by side and practice argumentation — identifying each man's claim, and deciding which better answered the question the country faced.</w:t>
-      </w:r>
-    </w:p>
-    <w:p/>
     <w:p>
       <w:pPr>
         <w:jc w:val="center"/>
@@ -463,9 +545,160 @@
         <w:t>Promise &amp; Practice · ShadowDog Digital Studios · Unit 2</w:t>
       </w:r>
     </w:p>
+    <w:p>
+      <w:r>
+        <w:br w:type="page"/>
+      </w:r>
+    </w:p>
+    <w:tbl>
+      <w:tblPr>
+        <w:tblW w:type="auto" w:w="0"/>
+        <w:tblLayout w:type="autofit"/>
+        <w:tblLook w:firstColumn="1" w:firstRow="1" w:lastColumn="0" w:lastRow="0" w:noHBand="0" w:noVBand="1" w:val="04A0"/>
+      </w:tblPr>
+      <w:tblGrid>
+        <w:gridCol w:w="10224"/>
+      </w:tblGrid>
+      <w:tr>
+        <w:tc>
+          <w:tcPr>
+            <w:tcW w:type="dxa" w:w="10224"/>
+            <w:shd w:val="clear" w:fill="2c2219"/>
+          </w:tcPr>
+          <w:p>
+            <w:r>
+              <w:rPr>
+                <w:b/>
+                <w:color w:val="F0A184"/>
+                <w:sz w:val="28"/>
+              </w:rPr>
+              <w:t>TEACHER ANSWER KEY  —  The Lincoln–Douglas Debates — House &amp; Divided</w:t>
+            </w:r>
+          </w:p>
+        </w:tc>
+      </w:tr>
+    </w:tbl>
+    <w:p/>
+    <w:p>
+      <w:r>
+        <w:rPr>
+          <w:b/>
+          <w:color w:val="B1442F"/>
+          <w:sz w:val="22"/>
+        </w:rPr>
+        <w:t xml:space="preserve">QUESTION 1 — DOUGLAS:  </w:t>
+      </w:r>
+      <w:r>
+        <w:rPr>
+          <w:sz w:val="22"/>
+        </w:rPr>
+        <w:t>Open response.</w:t>
+      </w:r>
+    </w:p>
+    <w:p>
+      <w:pPr>
+        <w:ind w:left="432"/>
+      </w:pPr>
+      <w:r>
+        <w:rPr>
+          <w:i/>
+          <w:color w:val="6A6256"/>
+          <w:sz w:val="21"/>
+        </w:rPr>
+        <w:t>Look for a response along the lines of: “Douglas says… and he thinks the morality…”</w:t>
+      </w:r>
+    </w:p>
+    <w:p>
+      <w:r>
+        <w:rPr>
+          <w:b/>
+          <w:color w:val="B1442F"/>
+          <w:sz w:val="22"/>
+        </w:rPr>
+        <w:t xml:space="preserve">QUESTION 2 — LINCOLN:  </w:t>
+      </w:r>
+      <w:r>
+        <w:rPr>
+          <w:sz w:val="22"/>
+        </w:rPr>
+        <w:t>Open response.</w:t>
+      </w:r>
+    </w:p>
+    <w:p>
+      <w:pPr>
+        <w:ind w:left="432"/>
+      </w:pPr>
+      <w:r>
+        <w:rPr>
+          <w:i/>
+          <w:color w:val="6A6256"/>
+          <w:sz w:val="21"/>
+        </w:rPr>
+        <w:t>Look for a response along the lines of: “Lincoln says… He calls slavery…”</w:t>
+      </w:r>
+    </w:p>
+    <w:p>
+      <w:r>
+        <w:rPr>
+          <w:b/>
+          <w:color w:val="B1442F"/>
+          <w:sz w:val="22"/>
+        </w:rPr>
+        <w:t xml:space="preserve">QUESTION 3:  </w:t>
+      </w:r>
+      <w:r>
+        <w:rPr>
+          <w:b/>
+          <w:sz w:val="22"/>
+        </w:rPr>
+        <w:t>Correct — A. treated slavery as no real wrong at all — which was itself taking a side</w:t>
+      </w:r>
+    </w:p>
+    <w:p>
+      <w:pPr>
+        <w:ind w:left="432"/>
+      </w:pPr>
+      <w:r>
+        <w:rPr>
+          <w:i/>
+          <w:color w:val="6A6256"/>
+          <w:sz w:val="21"/>
+        </w:rPr>
+        <w:t>Right. Lincoln's point: if you say you ‘don't care’ whether slavery spreads, you've already decided it's not a serious wrong. Neutrality, to Lincoln, was a side.</w:t>
+      </w:r>
+    </w:p>
+    <w:p>
+      <w:r>
+        <w:rPr>
+          <w:b/>
+          <w:color w:val="B1442F"/>
+          <w:sz w:val="22"/>
+        </w:rPr>
+        <w:t xml:space="preserve">QUESTION 4:  </w:t>
+      </w:r>
+      <w:r>
+        <w:rPr>
+          <w:sz w:val="22"/>
+        </w:rPr>
+        <w:t>Open response.</w:t>
+      </w:r>
+    </w:p>
+    <w:p>
+      <w:pPr>
+        <w:ind w:left="432"/>
+      </w:pPr>
+      <w:r>
+        <w:rPr>
+          <w:i/>
+          <w:color w:val="6A6256"/>
+          <w:sz w:val="21"/>
+        </w:rPr>
+        <w:t>Look for a response along the lines of: “I find ___'s argument stronger because… As he put it, “…”.”</w:t>
+      </w:r>
+    </w:p>
     <w:sectPr>
       <w:pgSz w:w="12240" w:h="15840"/>
-      <w:pgMar w:top="1152" w:right="1152" w:bottom="1152" w:left="1152" w:header="720" w:footer="720" w:gutter="0"/>
+      <w:pgMar w:top="1008" w:right="1008" w:bottom="1008" w:left="1008" w:header="720" w:footer="720" w:gutter="0"/>
       <w:cols w:space="720"/>
       <w:docGrid w:linePitch="360"/>
     </w:sectPr>
